--- a/小野町_引継ぎ_整理済/21_給付適正化・交付金/小野町_給付適正化と交付金の取りまとめ_20261005.docx
+++ b/小野町_引継ぎ_整理済/21_給付適正化・交付金/小野町_給付適正化と交付金の取りまとめ_20261005.docx
@@ -1872,6 +1872,7 @@
     </w:p>
     <w:p>
       <w:pPr>
+        <w:pStyle w:val="Heading1"/>
         <w:keepNext/>
         <w:spacing w:before="240" w:after="100"/>
       </w:pPr>
@@ -2738,6 +2739,7 @@
     </w:p>
     <w:p>
       <w:pPr>
+        <w:pStyle w:val="Heading1"/>
         <w:keepNext/>
         <w:spacing w:before="240" w:after="100"/>
       </w:pPr>
@@ -2756,6 +2758,7 @@
     </w:p>
     <w:p>
       <w:pPr>
+        <w:pStyle w:val="Heading2"/>
         <w:keepNext/>
         <w:spacing w:before="180" w:after="100"/>
       </w:pPr>
@@ -4060,6 +4063,7 @@
     </w:p>
     <w:p>
       <w:pPr>
+        <w:pStyle w:val="Heading2"/>
         <w:keepNext/>
         <w:spacing w:before="180" w:after="100"/>
       </w:pPr>
@@ -4397,6 +4401,7 @@
     </w:p>
     <w:p>
       <w:pPr>
+        <w:pStyle w:val="Heading2"/>
         <w:keepNext/>
         <w:spacing w:before="180" w:after="100"/>
       </w:pPr>
@@ -4908,6 +4913,7 @@
     </w:p>
     <w:p>
       <w:pPr>
+        <w:pStyle w:val="Heading1"/>
         <w:keepNext/>
         <w:spacing w:before="240" w:after="100"/>
       </w:pPr>
@@ -4926,6 +4932,7 @@
     </w:p>
     <w:p>
       <w:pPr>
+        <w:pStyle w:val="Heading2"/>
         <w:keepNext/>
         <w:spacing w:before="180" w:after="100"/>
       </w:pPr>
@@ -6068,6 +6075,7 @@
     </w:p>
     <w:p>
       <w:pPr>
+        <w:pStyle w:val="Heading2"/>
         <w:keepNext/>
         <w:spacing w:before="180" w:after="100"/>
       </w:pPr>
@@ -7348,6 +7356,7 @@
     </w:p>
     <w:p>
       <w:pPr>
+        <w:pStyle w:val="Heading2"/>
         <w:keepNext/>
         <w:spacing w:before="180" w:after="100"/>
       </w:pPr>
@@ -8216,6 +8225,7 @@
     </w:p>
     <w:p>
       <w:pPr>
+        <w:pStyle w:val="Heading2"/>
         <w:keepNext/>
         <w:spacing w:before="180" w:after="100"/>
       </w:pPr>
@@ -9396,6 +9406,7 @@
     </w:p>
     <w:p>
       <w:pPr>
+        <w:pStyle w:val="Heading2"/>
         <w:keepNext/>
         <w:spacing w:before="180" w:after="100"/>
       </w:pPr>
@@ -10109,6 +10120,7 @@
     </w:p>
     <w:p>
       <w:pPr>
+        <w:pStyle w:val="Heading1"/>
         <w:keepNext/>
         <w:spacing w:before="240" w:after="100"/>
       </w:pPr>
@@ -10127,6 +10139,7 @@
     </w:p>
     <w:p>
       <w:pPr>
+        <w:pStyle w:val="Heading2"/>
         <w:keepNext/>
         <w:spacing w:before="180" w:after="100"/>
       </w:pPr>
@@ -10860,6 +10873,7 @@
     </w:p>
     <w:p>
       <w:pPr>
+        <w:pStyle w:val="Heading2"/>
         <w:keepNext/>
         <w:spacing w:before="180" w:after="100"/>
       </w:pPr>
@@ -11404,6 +11418,7 @@
     </w:p>
     <w:p>
       <w:pPr>
+        <w:pStyle w:val="Heading2"/>
         <w:keepNext/>
         <w:spacing w:before="180" w:after="100"/>
       </w:pPr>
@@ -11993,6 +12008,7 @@
     </w:p>
     <w:p>
       <w:pPr>
+        <w:pStyle w:val="Heading2"/>
         <w:keepNext/>
         <w:spacing w:before="180" w:after="100"/>
       </w:pPr>
@@ -12534,6 +12550,7 @@
     </w:p>
     <w:p>
       <w:pPr>
+        <w:pStyle w:val="Heading1"/>
         <w:keepNext/>
         <w:spacing w:before="240" w:after="100"/>
       </w:pPr>
@@ -12939,6 +12956,7 @@
     </w:p>
     <w:p>
       <w:pPr>
+        <w:pStyle w:val="Heading1"/>
         <w:keepNext/>
         <w:spacing w:before="240" w:after="100"/>
       </w:pPr>
@@ -12957,6 +12975,7 @@
     </w:p>
     <w:p>
       <w:pPr>
+        <w:pStyle w:val="Heading2"/>
         <w:keepNext/>
         <w:spacing w:before="180" w:after="100"/>
       </w:pPr>
@@ -13841,6 +13860,7 @@
     </w:p>
     <w:p>
       <w:pPr>
+        <w:pStyle w:val="Heading2"/>
         <w:keepNext/>
         <w:spacing w:before="180" w:after="100"/>
       </w:pPr>
@@ -14525,6 +14545,7 @@
     </w:p>
     <w:p>
       <w:pPr>
+        <w:pStyle w:val="Heading2"/>
         <w:keepNext/>
         <w:spacing w:before="180" w:after="100"/>
       </w:pPr>
@@ -14671,6 +14692,7 @@
     </w:p>
     <w:p>
       <w:pPr>
+        <w:pStyle w:val="Heading2"/>
         <w:keepNext/>
         <w:spacing w:before="180" w:after="100"/>
       </w:pPr>
@@ -15465,6 +15487,7 @@
     </w:p>
     <w:p>
       <w:pPr>
+        <w:pStyle w:val="Heading1"/>
         <w:keepNext/>
         <w:spacing w:before="240" w:after="100"/>
       </w:pPr>
@@ -16399,6 +16422,7 @@
     </w:p>
     <w:p>
       <w:pPr>
+        <w:pStyle w:val="Heading1"/>
         <w:keepNext/>
         <w:spacing w:before="240" w:after="100"/>
       </w:pPr>
@@ -16417,6 +16441,7 @@
     </w:p>
     <w:p>
       <w:pPr>
+        <w:pStyle w:val="Heading2"/>
         <w:keepNext/>
         <w:spacing w:before="180" w:after="100"/>
       </w:pPr>
@@ -16915,6 +16940,7 @@
     </w:p>
     <w:p>
       <w:pPr>
+        <w:pStyle w:val="Heading2"/>
         <w:keepNext/>
         <w:spacing w:before="180" w:after="100"/>
       </w:pPr>
@@ -18400,6 +18426,7 @@
     </w:p>
     <w:p>
       <w:pPr>
+        <w:pStyle w:val="Heading2"/>
         <w:keepNext/>
         <w:spacing w:before="180" w:after="100"/>
       </w:pPr>
@@ -20690,6 +20717,7 @@
     </w:p>
     <w:p>
       <w:pPr>
+        <w:pStyle w:val="Heading1"/>
         <w:keepNext/>
         <w:spacing w:before="240" w:after="100"/>
       </w:pPr>
@@ -21231,6 +21259,7 @@
     </w:p>
     <w:p>
       <w:pPr>
+        <w:pStyle w:val="Heading1"/>
         <w:keepNext/>
         <w:spacing w:before="240" w:after="100"/>
       </w:pPr>
@@ -22537,6 +22566,7 @@
     <w:rPr>
       <w:rFonts w:ascii="游ゴシック" w:hAnsi="游ゴシック" w:eastAsia="游ゴシック"/>
       <w:sz w:val="21"/>
+      <w:lang w:val="en-US" w:eastAsia="ja-JP"/>
     </w:rPr>
   </w:style>
   <w:style w:type="paragraph" w:styleId="Header">
@@ -22594,15 +22624,17 @@
     <w:pPr>
       <w:keepNext/>
       <w:keepLines/>
-      <w:spacing w:before="480" w:after="0"/>
+      <w:spacing w:before="240" w:after="100"/>
+      <w:ind w:left="0" w:firstLine="0"/>
       <w:outlineLvl w:val="0"/>
     </w:pPr>
     <w:rPr>
-      <w:rFonts w:asciiTheme="majorHAnsi" w:eastAsiaTheme="majorEastAsia" w:hAnsiTheme="majorHAnsi" w:cstheme="majorBidi"/>
+      <w:rFonts w:asciiTheme="majorHAnsi" w:eastAsiaTheme="majorEastAsia" w:hAnsiTheme="majorHAnsi" w:cstheme="majorBidi" w:ascii="游ゴシック" w:hAnsi="游ゴシック" w:eastAsia="游ゴシック"/>
       <w:b/>
       <w:bCs/>
-      <w:color w:val="365F91" w:themeColor="accent1" w:themeShade="BF"/>
-      <w:sz w:val="28"/>
+      <w:i w:val="0"/>
+      <w:color w:val="2E74B5"/>
+      <w:sz w:val="30"/>
       <w:szCs w:val="28"/>
     </w:rPr>
   </w:style>
@@ -22618,15 +22650,17 @@
     <w:pPr>
       <w:keepNext/>
       <w:keepLines/>
-      <w:spacing w:before="200" w:after="0"/>
+      <w:spacing w:before="180" w:after="100"/>
+      <w:ind w:left="0" w:firstLine="0"/>
       <w:outlineLvl w:val="1"/>
     </w:pPr>
     <w:rPr>
-      <w:rFonts w:asciiTheme="majorHAnsi" w:eastAsiaTheme="majorEastAsia" w:hAnsiTheme="majorHAnsi" w:cstheme="majorBidi"/>
+      <w:rFonts w:asciiTheme="majorHAnsi" w:eastAsiaTheme="majorEastAsia" w:hAnsiTheme="majorHAnsi" w:cstheme="majorBidi" w:ascii="游ゴシック" w:hAnsi="游ゴシック" w:eastAsia="游ゴシック"/>
       <w:b/>
       <w:bCs/>
-      <w:color w:val="4F81BD" w:themeColor="accent1"/>
-      <w:sz w:val="26"/>
+      <w:i w:val="0"/>
+      <w:color w:val="2E74B5"/>
+      <w:sz w:val="25"/>
       <w:szCs w:val="26"/>
     </w:rPr>
   </w:style>
@@ -22642,14 +22676,17 @@
     <w:pPr>
       <w:keepNext/>
       <w:keepLines/>
-      <w:spacing w:before="200" w:after="0"/>
+      <w:spacing w:before="180" w:after="80"/>
+      <w:ind w:left="0" w:firstLine="0"/>
       <w:outlineLvl w:val="2"/>
     </w:pPr>
     <w:rPr>
-      <w:rFonts w:asciiTheme="majorHAnsi" w:eastAsiaTheme="majorEastAsia" w:hAnsiTheme="majorHAnsi" w:cstheme="majorBidi"/>
+      <w:rFonts w:asciiTheme="majorHAnsi" w:eastAsiaTheme="majorEastAsia" w:hAnsiTheme="majorHAnsi" w:cstheme="majorBidi" w:ascii="游ゴシック" w:hAnsi="游ゴシック" w:eastAsia="游ゴシック"/>
       <w:b/>
       <w:bCs/>
-      <w:color w:val="4F81BD" w:themeColor="accent1"/>
+      <w:i w:val="0"/>
+      <w:color w:val="1F4D78"/>
+      <w:sz w:val="22"/>
     </w:rPr>
   </w:style>
   <w:style w:type="paragraph" w:styleId="Heading4">

--- a/小野町_引継ぎ_整理済/21_給付適正化・交付金/小野町_給付適正化と交付金の取りまとめ_20261005.docx
+++ b/小野町_引継ぎ_整理済/21_給付適正化・交付金/小野町_給付適正化と交付金の取りまとめ_20261005.docx
@@ -4254,6 +4254,7 @@
           </w:tcPr>
           <w:p>
             <w:pPr>
+              <w:keepNext/>
               <w:spacing w:before="20" w:after="20"/>
             </w:pPr>
             <w:r>
@@ -4274,6 +4275,7 @@
           </w:tcPr>
           <w:p>
             <w:pPr>
+              <w:keepNext/>
               <w:spacing w:before="20" w:after="20"/>
             </w:pPr>
             <w:r>
@@ -4294,6 +4296,7 @@
           </w:tcPr>
           <w:p>
             <w:pPr>
+              <w:keepNext/>
               <w:spacing w:before="20" w:after="20"/>
             </w:pPr>
             <w:r>
@@ -4757,6 +4760,7 @@
           </w:tcPr>
           <w:p>
             <w:pPr>
+              <w:keepNext/>
               <w:spacing w:before="20" w:after="20"/>
             </w:pPr>
             <w:r>
@@ -4777,6 +4781,7 @@
           </w:tcPr>
           <w:p>
             <w:pPr>
+              <w:keepNext/>
               <w:spacing w:before="20" w:after="20"/>
             </w:pPr>
             <w:r>
@@ -4797,6 +4802,7 @@
           </w:tcPr>
           <w:p>
             <w:pPr>
+              <w:keepNext/>
               <w:spacing w:before="20" w:after="20"/>
             </w:pPr>
             <w:r>
@@ -5251,6 +5257,7 @@
           </w:tcPr>
           <w:p>
             <w:pPr>
+              <w:keepNext/>
               <w:spacing w:before="20" w:after="20"/>
             </w:pPr>
             <w:r>
@@ -5271,6 +5278,7 @@
           </w:tcPr>
           <w:p>
             <w:pPr>
+              <w:keepNext/>
               <w:spacing w:before="20" w:after="20"/>
               <w:jc w:val="right"/>
             </w:pPr>
@@ -5292,6 +5300,7 @@
           </w:tcPr>
           <w:p>
             <w:pPr>
+              <w:keepNext/>
               <w:spacing w:before="20" w:after="20"/>
               <w:jc w:val="right"/>
             </w:pPr>
@@ -5313,6 +5322,7 @@
           </w:tcPr>
           <w:p>
             <w:pPr>
+              <w:keepNext/>
               <w:spacing w:before="20" w:after="20"/>
               <w:jc w:val="right"/>
             </w:pPr>
@@ -5334,6 +5344,7 @@
           </w:tcPr>
           <w:p>
             <w:pPr>
+              <w:keepNext/>
               <w:spacing w:before="20" w:after="20"/>
               <w:jc w:val="right"/>
             </w:pPr>
@@ -5355,6 +5366,7 @@
           </w:tcPr>
           <w:p>
             <w:pPr>
+              <w:keepNext/>
               <w:spacing w:before="20" w:after="20"/>
               <w:jc w:val="right"/>
             </w:pPr>
@@ -7892,6 +7904,7 @@
           </w:tcPr>
           <w:p>
             <w:pPr>
+              <w:keepNext/>
               <w:spacing w:before="20" w:after="20"/>
             </w:pPr>
             <w:r>
@@ -7912,6 +7925,7 @@
           </w:tcPr>
           <w:p>
             <w:pPr>
+              <w:keepNext/>
               <w:spacing w:before="20" w:after="20"/>
               <w:jc w:val="right"/>
             </w:pPr>
@@ -7933,6 +7947,7 @@
           </w:tcPr>
           <w:p>
             <w:pPr>
+              <w:keepNext/>
               <w:spacing w:before="20" w:after="20"/>
               <w:jc w:val="right"/>
             </w:pPr>
@@ -7954,6 +7969,7 @@
           </w:tcPr>
           <w:p>
             <w:pPr>
+              <w:keepNext/>
               <w:spacing w:before="20" w:after="20"/>
               <w:jc w:val="right"/>
             </w:pPr>
@@ -7975,6 +7991,7 @@
           </w:tcPr>
           <w:p>
             <w:pPr>
+              <w:keepNext/>
               <w:spacing w:before="20" w:after="20"/>
               <w:jc w:val="right"/>
             </w:pPr>
@@ -7996,6 +8013,7 @@
           </w:tcPr>
           <w:p>
             <w:pPr>
+              <w:keepNext/>
               <w:spacing w:before="20" w:after="20"/>
               <w:jc w:val="right"/>
             </w:pPr>
@@ -9015,6 +9033,7 @@
           </w:tcPr>
           <w:p>
             <w:pPr>
+              <w:keepNext/>
               <w:spacing w:before="20" w:after="20"/>
             </w:pPr>
             <w:r>
@@ -9035,6 +9054,7 @@
           </w:tcPr>
           <w:p>
             <w:pPr>
+              <w:keepNext/>
               <w:spacing w:before="20" w:after="20"/>
               <w:jc w:val="right"/>
             </w:pPr>
@@ -9056,6 +9076,7 @@
           </w:tcPr>
           <w:p>
             <w:pPr>
+              <w:keepNext/>
               <w:spacing w:before="20" w:after="20"/>
               <w:jc w:val="right"/>
             </w:pPr>
@@ -9077,6 +9098,7 @@
           </w:tcPr>
           <w:p>
             <w:pPr>
+              <w:keepNext/>
               <w:spacing w:before="20" w:after="20"/>
               <w:jc w:val="right"/>
             </w:pPr>
@@ -9098,6 +9120,7 @@
           </w:tcPr>
           <w:p>
             <w:pPr>
+              <w:keepNext/>
               <w:spacing w:before="20" w:after="20"/>
               <w:jc w:val="right"/>
             </w:pPr>
@@ -9119,6 +9142,7 @@
           </w:tcPr>
           <w:p>
             <w:pPr>
+              <w:keepNext/>
               <w:spacing w:before="20" w:after="20"/>
               <w:jc w:val="right"/>
             </w:pPr>
@@ -9723,6 +9747,7 @@
           </w:tcPr>
           <w:p>
             <w:pPr>
+              <w:keepNext/>
               <w:spacing w:before="20" w:after="20"/>
             </w:pPr>
             <w:r>
@@ -9743,6 +9768,7 @@
           </w:tcPr>
           <w:p>
             <w:pPr>
+              <w:keepNext/>
               <w:spacing w:before="20" w:after="20"/>
             </w:pPr>
             <w:r>
@@ -9763,6 +9789,7 @@
           </w:tcPr>
           <w:p>
             <w:pPr>
+              <w:keepNext/>
               <w:spacing w:before="20" w:after="20"/>
               <w:jc w:val="right"/>
             </w:pPr>
@@ -9784,6 +9811,7 @@
           </w:tcPr>
           <w:p>
             <w:pPr>
+              <w:keepNext/>
               <w:spacing w:before="20" w:after="20"/>
               <w:jc w:val="right"/>
             </w:pPr>
@@ -9805,6 +9833,7 @@
           </w:tcPr>
           <w:p>
             <w:pPr>
+              <w:keepNext/>
               <w:spacing w:before="20" w:after="20"/>
               <w:jc w:val="right"/>
             </w:pPr>
@@ -9826,6 +9855,7 @@
           </w:tcPr>
           <w:p>
             <w:pPr>
+              <w:keepNext/>
               <w:spacing w:before="20" w:after="20"/>
             </w:pPr>
             <w:r>
@@ -10608,6 +10638,7 @@
           </w:tcPr>
           <w:p>
             <w:pPr>
+              <w:keepNext/>
               <w:spacing w:before="20" w:after="20"/>
             </w:pPr>
             <w:r>
@@ -10628,6 +10659,7 @@
           </w:tcPr>
           <w:p>
             <w:pPr>
+              <w:keepNext/>
               <w:spacing w:before="20" w:after="20"/>
             </w:pPr>
             <w:r>
@@ -10648,6 +10680,7 @@
           </w:tcPr>
           <w:p>
             <w:pPr>
+              <w:keepNext/>
               <w:spacing w:before="20" w:after="20"/>
             </w:pPr>
             <w:r>
@@ -10668,6 +10701,7 @@
           </w:tcPr>
           <w:p>
             <w:pPr>
+              <w:keepNext/>
               <w:spacing w:before="20" w:after="20"/>
               <w:jc w:val="right"/>
             </w:pPr>
@@ -10689,6 +10723,7 @@
           </w:tcPr>
           <w:p>
             <w:pPr>
+              <w:keepNext/>
               <w:spacing w:before="20" w:after="20"/>
               <w:jc w:val="right"/>
             </w:pPr>
@@ -10710,6 +10745,7 @@
           </w:tcPr>
           <w:p>
             <w:pPr>
+              <w:keepNext/>
               <w:spacing w:before="20" w:after="20"/>
               <w:jc w:val="right"/>
             </w:pPr>
@@ -11122,6 +11158,7 @@
           </w:tcPr>
           <w:p>
             <w:pPr>
+              <w:keepNext/>
               <w:spacing w:before="20" w:after="20"/>
             </w:pPr>
             <w:r>
@@ -11142,6 +11179,7 @@
           </w:tcPr>
           <w:p>
             <w:pPr>
+              <w:keepNext/>
               <w:spacing w:before="20" w:after="20"/>
             </w:pPr>
             <w:r>
@@ -11162,6 +11200,7 @@
           </w:tcPr>
           <w:p>
             <w:pPr>
+              <w:keepNext/>
               <w:spacing w:before="20" w:after="20"/>
             </w:pPr>
             <w:r>
@@ -11182,6 +11221,7 @@
           </w:tcPr>
           <w:p>
             <w:pPr>
+              <w:keepNext/>
               <w:spacing w:before="20" w:after="20"/>
             </w:pPr>
             <w:r>
@@ -11744,6 +11784,7 @@
           </w:tcPr>
           <w:p>
             <w:pPr>
+              <w:keepNext/>
               <w:spacing w:before="20" w:after="20"/>
             </w:pPr>
             <w:r>
@@ -11764,6 +11805,7 @@
           </w:tcPr>
           <w:p>
             <w:pPr>
+              <w:keepNext/>
               <w:spacing w:before="20" w:after="20"/>
             </w:pPr>
             <w:r>
@@ -11784,6 +11826,7 @@
           </w:tcPr>
           <w:p>
             <w:pPr>
+              <w:keepNext/>
               <w:spacing w:before="20" w:after="20"/>
               <w:jc w:val="right"/>
             </w:pPr>
@@ -11805,6 +11848,7 @@
           </w:tcPr>
           <w:p>
             <w:pPr>
+              <w:keepNext/>
               <w:spacing w:before="20" w:after="20"/>
               <w:jc w:val="right"/>
             </w:pPr>
@@ -12200,6 +12244,7 @@
           </w:tcPr>
           <w:p>
             <w:pPr>
+              <w:keepNext/>
               <w:spacing w:before="20" w:after="20"/>
             </w:pPr>
             <w:r>
@@ -12220,6 +12265,7 @@
           </w:tcPr>
           <w:p>
             <w:pPr>
+              <w:keepNext/>
               <w:spacing w:before="20" w:after="20"/>
             </w:pPr>
             <w:r>
@@ -12240,6 +12286,7 @@
           </w:tcPr>
           <w:p>
             <w:pPr>
+              <w:keepNext/>
               <w:spacing w:before="20" w:after="20"/>
               <w:jc w:val="right"/>
             </w:pPr>
@@ -12261,6 +12308,7 @@
           </w:tcPr>
           <w:p>
             <w:pPr>
+              <w:keepNext/>
               <w:spacing w:before="20" w:after="20"/>
               <w:jc w:val="right"/>
             </w:pPr>
@@ -12282,6 +12330,7 @@
           </w:tcPr>
           <w:p>
             <w:pPr>
+              <w:keepNext/>
               <w:spacing w:before="20" w:after="20"/>
               <w:jc w:val="right"/>
             </w:pPr>
@@ -12303,6 +12352,7 @@
           </w:tcPr>
           <w:p>
             <w:pPr>
+              <w:keepNext/>
               <w:spacing w:before="20" w:after="20"/>
             </w:pPr>
             <w:r>
@@ -12822,6 +12872,7 @@
           </w:tcPr>
           <w:p>
             <w:pPr>
+              <w:keepNext/>
               <w:spacing w:before="20" w:after="20"/>
             </w:pPr>
             <w:r>
@@ -12842,6 +12893,7 @@
           </w:tcPr>
           <w:p>
             <w:pPr>
+              <w:keepNext/>
               <w:spacing w:before="20" w:after="20"/>
             </w:pPr>
             <w:r>
@@ -13587,6 +13639,7 @@
           </w:tcPr>
           <w:p>
             <w:pPr>
+              <w:keepNext/>
               <w:spacing w:before="20" w:after="20"/>
             </w:pPr>
             <w:r>
@@ -13607,6 +13660,7 @@
           </w:tcPr>
           <w:p>
             <w:pPr>
+              <w:keepNext/>
               <w:spacing w:before="20" w:after="20"/>
             </w:pPr>
             <w:r>
@@ -13627,6 +13681,7 @@
           </w:tcPr>
           <w:p>
             <w:pPr>
+              <w:keepNext/>
               <w:spacing w:before="20" w:after="20"/>
             </w:pPr>
             <w:r>
@@ -13647,6 +13702,7 @@
           </w:tcPr>
           <w:p>
             <w:pPr>
+              <w:keepNext/>
               <w:spacing w:before="20" w:after="20"/>
               <w:jc w:val="right"/>
             </w:pPr>
@@ -13668,6 +13724,7 @@
           </w:tcPr>
           <w:p>
             <w:pPr>
+              <w:keepNext/>
               <w:spacing w:before="20" w:after="20"/>
               <w:jc w:val="right"/>
             </w:pPr>
@@ -13689,6 +13746,7 @@
           </w:tcPr>
           <w:p>
             <w:pPr>
+              <w:keepNext/>
               <w:spacing w:before="20" w:after="20"/>
               <w:jc w:val="right"/>
             </w:pPr>
@@ -14322,6 +14380,7 @@
           </w:tcPr>
           <w:p>
             <w:pPr>
+              <w:keepNext/>
               <w:spacing w:before="20" w:after="20"/>
             </w:pPr>
             <w:r>
@@ -14342,6 +14401,7 @@
           </w:tcPr>
           <w:p>
             <w:pPr>
+              <w:keepNext/>
               <w:spacing w:before="20" w:after="20"/>
             </w:pPr>
             <w:r>
@@ -14362,6 +14422,7 @@
           </w:tcPr>
           <w:p>
             <w:pPr>
+              <w:keepNext/>
               <w:spacing w:before="20" w:after="20"/>
             </w:pPr>
             <w:r>
@@ -14382,6 +14443,7 @@
           </w:tcPr>
           <w:p>
             <w:pPr>
+              <w:keepNext/>
               <w:spacing w:before="20" w:after="20"/>
               <w:jc w:val="right"/>
             </w:pPr>
@@ -14403,6 +14465,7 @@
           </w:tcPr>
           <w:p>
             <w:pPr>
+              <w:keepNext/>
               <w:spacing w:before="20" w:after="20"/>
               <w:jc w:val="right"/>
             </w:pPr>
@@ -15091,6 +15154,7 @@
           </w:tcPr>
           <w:p>
             <w:pPr>
+              <w:keepNext/>
               <w:spacing w:before="20" w:after="20"/>
             </w:pPr>
             <w:r>
@@ -15111,6 +15175,7 @@
           </w:tcPr>
           <w:p>
             <w:pPr>
+              <w:keepNext/>
               <w:spacing w:before="20" w:after="20"/>
             </w:pPr>
             <w:r>
@@ -15131,6 +15196,7 @@
           </w:tcPr>
           <w:p>
             <w:pPr>
+              <w:keepNext/>
               <w:spacing w:before="20" w:after="20"/>
             </w:pPr>
             <w:r>
@@ -15151,6 +15217,7 @@
           </w:tcPr>
           <w:p>
             <w:pPr>
+              <w:keepNext/>
               <w:spacing w:before="20" w:after="20"/>
               <w:jc w:val="right"/>
             </w:pPr>
@@ -15172,6 +15239,7 @@
           </w:tcPr>
           <w:p>
             <w:pPr>
+              <w:keepNext/>
               <w:spacing w:before="20" w:after="20"/>
               <w:jc w:val="right"/>
             </w:pPr>
@@ -16067,6 +16135,7 @@
           </w:tcPr>
           <w:p>
             <w:pPr>
+              <w:keepNext/>
               <w:spacing w:before="20" w:after="20"/>
             </w:pPr>
             <w:r>
@@ -16087,6 +16156,7 @@
           </w:tcPr>
           <w:p>
             <w:pPr>
+              <w:keepNext/>
               <w:spacing w:before="20" w:after="20"/>
             </w:pPr>
             <w:r>
@@ -16107,6 +16177,7 @@
           </w:tcPr>
           <w:p>
             <w:pPr>
+              <w:keepNext/>
               <w:spacing w:before="20" w:after="20"/>
             </w:pPr>
             <w:r>
@@ -16127,6 +16198,7 @@
           </w:tcPr>
           <w:p>
             <w:pPr>
+              <w:keepNext/>
               <w:spacing w:before="20" w:after="20"/>
               <w:jc w:val="right"/>
             </w:pPr>
@@ -16148,6 +16220,7 @@
           </w:tcPr>
           <w:p>
             <w:pPr>
+              <w:keepNext/>
               <w:spacing w:before="20" w:after="20"/>
               <w:jc w:val="right"/>
             </w:pPr>
@@ -16169,6 +16242,7 @@
           </w:tcPr>
           <w:p>
             <w:pPr>
+              <w:keepNext/>
               <w:spacing w:before="20" w:after="20"/>
               <w:jc w:val="right"/>
             </w:pPr>
@@ -16717,6 +16791,7 @@
           </w:tcPr>
           <w:p>
             <w:pPr>
+              <w:keepNext/>
               <w:spacing w:before="20" w:after="20"/>
             </w:pPr>
             <w:r>
@@ -16737,6 +16812,7 @@
           </w:tcPr>
           <w:p>
             <w:pPr>
+              <w:keepNext/>
               <w:spacing w:before="20" w:after="20"/>
             </w:pPr>
             <w:r>
@@ -16757,6 +16833,7 @@
           </w:tcPr>
           <w:p>
             <w:pPr>
+              <w:keepNext/>
               <w:spacing w:before="20" w:after="20"/>
             </w:pPr>
             <w:r>
@@ -16795,6 +16872,7 @@
           </w:tcPr>
           <w:p>
             <w:pPr>
+              <w:keepNext/>
               <w:spacing w:before="20" w:after="20"/>
             </w:pPr>
             <w:r>
@@ -21085,6 +21163,7 @@
           </w:tcPr>
           <w:p>
             <w:pPr>
+              <w:keepNext/>
               <w:spacing w:before="20" w:after="20"/>
             </w:pPr>
             <w:r>
@@ -21105,6 +21184,7 @@
           </w:tcPr>
           <w:p>
             <w:pPr>
+              <w:keepNext/>
               <w:spacing w:before="20" w:after="20"/>
             </w:pPr>
             <w:r>
@@ -21125,6 +21205,7 @@
           </w:tcPr>
           <w:p>
             <w:pPr>
+              <w:keepNext/>
               <w:spacing w:before="20" w:after="20"/>
             </w:pPr>
             <w:r>

--- a/小野町_引継ぎ_整理済/21_給付適正化・交付金/小野町_給付適正化と交付金の取りまとめ_20261005.docx
+++ b/小野町_引継ぎ_整理済/21_給付適正化・交付金/小野町_給付適正化と交付金の取りまとめ_20261005.docx
@@ -2619,6 +2619,7 @@
           </w:tcPr>
           <w:p>
             <w:pPr>
+              <w:keepNext/>
               <w:spacing w:before="20" w:after="20"/>
             </w:pPr>
             <w:r>
@@ -2639,6 +2640,7 @@
           </w:tcPr>
           <w:p>
             <w:pPr>
+              <w:keepNext/>
               <w:spacing w:before="20" w:after="20"/>
             </w:pPr>
             <w:r>
@@ -3814,6 +3816,7 @@
           </w:tcPr>
           <w:p>
             <w:pPr>
+              <w:keepNext/>
               <w:spacing w:before="20" w:after="20"/>
             </w:pPr>
           </w:p>
@@ -3825,6 +3828,7 @@
           </w:tcPr>
           <w:p>
             <w:pPr>
+              <w:keepNext/>
               <w:spacing w:before="20" w:after="20"/>
             </w:pPr>
             <w:r>
@@ -3845,6 +3849,7 @@
           </w:tcPr>
           <w:p>
             <w:pPr>
+              <w:keepNext/>
               <w:spacing w:before="20" w:after="20"/>
               <w:jc w:val="right"/>
             </w:pPr>
@@ -3866,6 +3871,7 @@
           </w:tcPr>
           <w:p>
             <w:pPr>
+              <w:keepNext/>
               <w:spacing w:before="20" w:after="20"/>
               <w:jc w:val="right"/>
             </w:pPr>
@@ -3887,6 +3893,7 @@
           </w:tcPr>
           <w:p>
             <w:pPr>
+              <w:keepNext/>
               <w:spacing w:before="20" w:after="20"/>
               <w:jc w:val="right"/>
             </w:pPr>
@@ -3908,6 +3915,7 @@
           </w:tcPr>
           <w:p>
             <w:pPr>
+              <w:keepNext/>
               <w:spacing w:before="20" w:after="20"/>
               <w:jc w:val="right"/>
             </w:pPr>
@@ -6001,6 +6009,7 @@
           </w:tcPr>
           <w:p>
             <w:pPr>
+              <w:keepNext/>
               <w:spacing w:before="20" w:after="20"/>
             </w:pPr>
             <w:r>
@@ -6021,6 +6030,7 @@
           </w:tcPr>
           <w:p>
             <w:pPr>
+              <w:keepNext/>
               <w:spacing w:before="20" w:after="20"/>
               <w:jc w:val="right"/>
             </w:pPr>
@@ -7116,6 +7126,7 @@
           </w:tcPr>
           <w:p>
             <w:pPr>
+              <w:keepNext/>
               <w:spacing w:before="20" w:after="20"/>
             </w:pPr>
             <w:r>
@@ -7136,6 +7147,7 @@
           </w:tcPr>
           <w:p>
             <w:pPr>
+              <w:keepNext/>
               <w:spacing w:before="20" w:after="20"/>
             </w:pPr>
             <w:r>
@@ -7156,6 +7168,7 @@
           </w:tcPr>
           <w:p>
             <w:pPr>
+              <w:keepNext/>
               <w:spacing w:before="20" w:after="20"/>
               <w:jc w:val="right"/>
             </w:pPr>
@@ -7177,6 +7190,7 @@
           </w:tcPr>
           <w:p>
             <w:pPr>
+              <w:keepNext/>
               <w:spacing w:before="20" w:after="20"/>
               <w:jc w:val="right"/>
             </w:pPr>
@@ -7198,6 +7212,7 @@
           </w:tcPr>
           <w:p>
             <w:pPr>
+              <w:keepNext/>
               <w:spacing w:before="20" w:after="20"/>
               <w:jc w:val="right"/>
             </w:pPr>
@@ -7219,6 +7234,7 @@
           </w:tcPr>
           <w:p>
             <w:pPr>
+              <w:keepNext/>
               <w:spacing w:before="20" w:after="20"/>
               <w:jc w:val="right"/>
             </w:pPr>
@@ -18208,6 +18224,7 @@
           </w:tcPr>
           <w:p>
             <w:pPr>
+              <w:keepNext/>
               <w:spacing w:before="20" w:after="20"/>
             </w:pPr>
             <w:r>
@@ -18228,6 +18245,7 @@
           </w:tcPr>
           <w:p>
             <w:pPr>
+              <w:keepNext/>
               <w:spacing w:before="20" w:after="20"/>
             </w:pPr>
             <w:r>
@@ -18248,6 +18266,7 @@
           </w:tcPr>
           <w:p>
             <w:pPr>
+              <w:keepNext/>
               <w:spacing w:before="20" w:after="20"/>
             </w:pPr>
             <w:r>
@@ -18268,6 +18287,7 @@
           </w:tcPr>
           <w:p>
             <w:pPr>
+              <w:keepNext/>
               <w:spacing w:before="20" w:after="20"/>
               <w:jc w:val="right"/>
             </w:pPr>
@@ -18289,6 +18309,7 @@
           </w:tcPr>
           <w:p>
             <w:pPr>
+              <w:keepNext/>
               <w:spacing w:before="20" w:after="20"/>
               <w:jc w:val="right"/>
             </w:pPr>
@@ -18310,6 +18331,7 @@
           </w:tcPr>
           <w:p>
             <w:pPr>
+              <w:keepNext/>
               <w:spacing w:before="20" w:after="20"/>
               <w:jc w:val="right"/>
             </w:pPr>
@@ -18331,6 +18353,7 @@
           </w:tcPr>
           <w:p>
             <w:pPr>
+              <w:keepNext/>
               <w:spacing w:before="20" w:after="20"/>
             </w:pPr>
             <w:r>
@@ -21956,6 +21979,7 @@
           </w:tcPr>
           <w:p>
             <w:pPr>
+              <w:keepNext/>
               <w:spacing w:before="20" w:after="20"/>
             </w:pPr>
             <w:r>
@@ -21976,6 +22000,7 @@
           </w:tcPr>
           <w:p>
             <w:pPr>
+              <w:keepNext/>
               <w:spacing w:before="20" w:after="20"/>
             </w:pPr>
             <w:r>
@@ -21996,6 +22021,7 @@
           </w:tcPr>
           <w:p>
             <w:pPr>
+              <w:keepNext/>
               <w:spacing w:before="20" w:after="20"/>
             </w:pPr>
             <w:r>

--- a/小野町_引継ぎ_整理済/21_給付適正化・交付金/小野町_給付適正化と交付金の取りまとめ_20261005.docx
+++ b/小野町_引継ぎ_整理済/21_給付適正化・交付金/小野町_給付適正化と交付金の取りまとめ_20261005.docx
@@ -21071,7 +21071,7 @@
                 <w:i w:val="0"/>
                 <w:sz w:val="17"/>
               </w:rPr>
-              <w:t>主要3事業の実施状況の記載の訂正</w:t>
+              <w:t>主要3事業の実施状況の記載の見直し</w:t>
             </w:r>
           </w:p>
         </w:tc>
@@ -21111,7 +21111,7 @@
                 <w:i w:val="0"/>
                 <w:sz w:val="17"/>
               </w:rPr>
-              <w:t>「実施状況が未確認」「突合が0点」としていた記述を、3事業とも実施・突合は満点に改めます</w:t>
+              <w:t>3事業とも実施・突合は満点であることを記載します</w:t>
             </w:r>
           </w:p>
         </w:tc>
